--- a/src/database/query/lý thuyết.docx
+++ b/src/database/query/lý thuyết.docx
@@ -4107,7 +4107,7 @@
           <w:numId w:val="12"/>
         </w:numPr>
       </w:pPr>
-      <w:hyperlink r:id="rId5" w:tgtFrame="_blank" w:history="1">
+      <w:hyperlink r:id="rId6" w:tgtFrame="_blank" w:history="1">
         <w:r>
           <w:rPr>
             <w:rStyle w:val="Hyperlink"/>
@@ -9666,17 +9666,30 @@
         </w:numPr>
       </w:pPr>
       <w:r>
+        <w:rPr>
+          <w:i/>
+          <w:iCs/>
+        </w:rPr>
         <w:t xml:space="preserve">Khi cần </w:t>
       </w:r>
       <w:r>
         <w:rPr>
           <w:b/>
           <w:bCs/>
+          <w:i/>
+          <w:iCs/>
         </w:rPr>
         <w:t>bảo mật</w:t>
       </w:r>
       <w:r>
-        <w:t>: người dùng chỉ được quyền EXECUTE procedure, không truy cập bảng trực tiếp.</w:t>
+        <w:rPr>
+          <w:i/>
+          <w:iCs/>
+        </w:rPr>
+        <w:t>: người dùng chỉ được quyền EXECUTE procedure, không truy cập bảng trực tiếp</w:t>
+      </w:r>
+      <w:r>
+        <w:t>.</w:t>
       </w:r>
     </w:p>
     <w:p>
@@ -19651,6 +19664,7 @@
   <w:style w:type="character" w:default="1" w:styleId="DefaultParagraphFont">
     <w:name w:val="Default Paragraph Font"/>
     <w:uiPriority w:val="1"/>
+    <w:semiHidden/>
     <w:unhideWhenUsed/>
   </w:style>
   <w:style w:type="table" w:default="1" w:styleId="TableNormal">
@@ -20618,4 +20632,16 @@
     </a:ext>
   </a:extLst>
 </a:theme>
+</file>
+
+<file path=customXml/item1.xml><?xml version="1.0" encoding="utf-8"?>
+<b:Sources xmlns:b="http://schemas.openxmlformats.org/officeDocument/2006/bibliography" xmlns="http://schemas.openxmlformats.org/officeDocument/2006/bibliography" SelectedStyle="\APASixthEditionOfficeOnline.xsl" StyleName="APA" Version="6"/>
+</file>
+
+<file path=customXml/itemProps1.xml><?xml version="1.0" encoding="utf-8"?>
+<ds:datastoreItem xmlns:ds="http://schemas.openxmlformats.org/officeDocument/2006/customXml" ds:itemID="{56D4871E-2D22-44D6-85D7-18A1BF7C8553}">
+  <ds:schemaRefs>
+    <ds:schemaRef ds:uri="http://schemas.openxmlformats.org/officeDocument/2006/bibliography"/>
+  </ds:schemaRefs>
+</ds:datastoreItem>
 </file>